--- a/assets/downloads/simulation-7/presimulation-activity-4-anatomy.docx
+++ b/assets/downloads/simulation-7/presimulation-activity-4-anatomy.docx
@@ -1,6 +1,6 @@
 
 <file path=word/document.xml><?xml version="1.0" encoding="utf-8"?>
-<w:document xmlns:wpc="http://schemas.microsoft.com/office/word/2010/wordprocessingCanvas" xmlns:cx="http://schemas.microsoft.com/office/drawing/2014/chartex" xmlns:cx1="http://schemas.microsoft.com/office/drawing/2015/9/8/chartex" xmlns:cx2="http://schemas.microsoft.com/office/drawing/2015/10/21/chartex" xmlns:cx3="http://schemas.microsoft.com/office/drawing/2016/5/9/chartex" xmlns:cx4="http://schemas.microsoft.com/office/drawing/2016/5/10/chartex" xmlns:cx5="http://schemas.microsoft.com/office/drawing/2016/5/11/chartex" xmlns:cx6="http://schemas.microsoft.com/office/drawing/2016/5/12/chartex" xmlns:cx7="http://schemas.microsoft.com/office/drawing/2016/5/13/chartex" xmlns:cx8="http://schemas.microsoft.com/office/drawing/2016/5/14/chartex" xmlns:mc="http://schemas.openxmlformats.org/markup-compatibility/2006" xmlns:aink="http://schemas.microsoft.com/office/drawing/2016/ink" xmlns:am3d="http://schemas.microsoft.com/office/drawing/2017/model3d" xmlns:o="urn:schemas-microsoft-com:office:office" xmlns:oel="http://schemas.microsoft.com/office/2019/extlst" xmlns:r="http://schemas.openxmlformats.org/officeDocument/2006/relationships" xmlns:m="http://schemas.openxmlformats.org/officeDocument/2006/math" xmlns:v="urn:schemas-microsoft-com:vml" xmlns:wp14="http://schemas.microsoft.com/office/word/2010/wordprocessingDrawing" xmlns:wp="http://schemas.openxmlformats.org/drawingml/2006/wordprocessingDrawing" xmlns:w10="urn:schemas-microsoft-com:office:word" xmlns:w="http://schemas.openxmlformats.org/wordprocessingml/2006/main" xmlns:w14="http://schemas.microsoft.com/office/word/2010/wordml" xmlns:w15="http://schemas.microsoft.com/office/word/2012/wordml" xmlns:w16cei="http://schemas.microsoft.com/office/word/2026/wordml/cei" xmlns:w16cex="http://schemas.microsoft.com/office/word/2018/wordml/cex" xmlns:w16cid="http://schemas.microsoft.com/office/word/2016/wordml/cid" xmlns:w16="http://schemas.microsoft.com/office/word/2018/wordml" xmlns:w16du="http://schemas.microsoft.com/office/word/2023/wordml/word16du" xmlns:w16sdtdh="http://schemas.microsoft.com/office/word/2020/wordml/sdtdatahash" xmlns:w16sdtfl="http://schemas.microsoft.com/office/word/2024/wordml/sdtformatlock" xmlns:w16se="http://schemas.microsoft.com/office/word/2015/wordml/symex" xmlns:wpg="http://schemas.microsoft.com/office/word/2010/wordprocessingGroup" xmlns:wpi="http://schemas.microsoft.com/office/word/2010/wordprocessingInk" xmlns:wne="http://schemas.microsoft.com/office/word/2006/wordml" xmlns:wps="http://schemas.microsoft.com/office/word/2010/wordprocessingShape" mc:Ignorable="w14 w15 w16se w16cid w16 w16cex w16sdtdh w16sdtfl w16du wp14">
+<w:document xmlns:a="http://schemas.openxmlformats.org/drawingml/2006/main" xmlns:mc="http://schemas.openxmlformats.org/markup-compatibility/2006" xmlns:pic="http://schemas.openxmlformats.org/drawingml/2006/picture" xmlns:r="http://schemas.openxmlformats.org/officeDocument/2006/relationships" xmlns:w="http://schemas.openxmlformats.org/wordprocessingml/2006/main" xmlns:w14="http://schemas.microsoft.com/office/word/2010/wordml" xmlns:wp="http://schemas.openxmlformats.org/drawingml/2006/wordprocessingDrawing" xmlns:wp14="http://schemas.microsoft.com/office/word/2010/wordprocessingDrawing" mc:Ignorable="w14 w15 w16se w16cid w16 w16cex w16sdtdh w16sdtfl w16du wp14">
   <w:body>
     <w:p>
       <w:pPr>
@@ -74,12 +74,17 @@
           <w:insideV w:val="none" w:sz="0" w:space="0" w:color="auto"/>
         </w:tblBorders>
         <w:tblLook w:val="04A0" w:firstRow="1" w:lastRow="0" w:firstColumn="1" w:lastColumn="0" w:noHBand="0" w:noVBand="1"/>
+        <w:tblCaption w:val="Presimulation Activity 4: Anatomy — table 1"/>
+        <w:tblDescription w:val="Worksheet table. Read the cells from left to right across each row."/>
       </w:tblPr>
       <w:tblGrid>
         <w:gridCol w:w="4675"/>
         <w:gridCol w:w="4675"/>
       </w:tblGrid>
       <w:tr>
+        <w:trPr>
+          <w:tblHeader/>
+        </w:trPr>
         <w:tc>
           <w:tcPr>
             <w:tcW w:w="4675" w:type="dxa"/>
@@ -540,13 +545,13 @@
           <wp:inline distT="0" distB="0" distL="0" distR="0" wp14:anchorId="547B4AEE" wp14:editId="18F6754A">
             <wp:extent cx="5369733" cy="6629400"/>
             <wp:effectExtent l="0" t="0" r="0" b="0"/>
-            <wp:docPr id="1" name="Picture 1"/>
+            <wp:docPr id="1" name="Picture 1" descr="Posterior view of the elbow and forearm with unlabeled leader lines for identifying the radial, median, and ulnar nerves."/>
             <wp:cNvGraphicFramePr>
-              <a:graphicFrameLocks xmlns:a="http://schemas.openxmlformats.org/drawingml/2006/main" noChangeAspect="1"/>
+              <a:graphicFrameLocks noChangeAspect="1"/>
             </wp:cNvGraphicFramePr>
-            <a:graphic xmlns:a="http://schemas.openxmlformats.org/drawingml/2006/main">
+            <a:graphic>
               <a:graphicData uri="http://schemas.openxmlformats.org/drawingml/2006/picture">
-                <pic:pic xmlns:pic="http://schemas.openxmlformats.org/drawingml/2006/picture">
+                <pic:pic>
                   <pic:nvPicPr>
                     <pic:cNvPr id="0" name="E9814_763094.png"/>
                     <pic:cNvPicPr/>
@@ -718,13 +723,13 @@
           <wp:inline distT="0" distB="0" distL="0" distR="0" wp14:anchorId="41FE4FC8" wp14:editId="54477276">
             <wp:extent cx="5943600" cy="2625785"/>
             <wp:effectExtent l="0" t="0" r="0" b="0"/>
-            <wp:docPr id="2" name="Picture 2"/>
+            <wp:docPr id="2" name="Picture 2" descr="Side-by-side medial and lateral views of the elbow with unlabeled leader lines for identifying bony landmarks and major ligaments."/>
             <wp:cNvGraphicFramePr>
-              <a:graphicFrameLocks xmlns:a="http://schemas.openxmlformats.org/drawingml/2006/main" noChangeAspect="1"/>
+              <a:graphicFrameLocks noChangeAspect="1"/>
             </wp:cNvGraphicFramePr>
-            <a:graphic xmlns:a="http://schemas.openxmlformats.org/drawingml/2006/main">
+            <a:graphic>
               <a:graphicData uri="http://schemas.openxmlformats.org/drawingml/2006/picture">
-                <pic:pic xmlns:pic="http://schemas.openxmlformats.org/drawingml/2006/picture">
+                <pic:pic>
                   <pic:nvPicPr>
                     <pic:cNvPr id="0" name="E9814_763095.png"/>
                     <pic:cNvPicPr/>

--- a/assets/downloads/simulation-7/presimulation-activity-4-anatomy.docx
+++ b/assets/downloads/simulation-7/presimulation-activity-4-anatomy.docx
@@ -1,6 +1,6 @@
 
 <file path=word/document.xml><?xml version="1.0" encoding="utf-8"?>
-<w:document xmlns:a="http://schemas.openxmlformats.org/drawingml/2006/main" xmlns:mc="http://schemas.openxmlformats.org/markup-compatibility/2006" xmlns:pic="http://schemas.openxmlformats.org/drawingml/2006/picture" xmlns:r="http://schemas.openxmlformats.org/officeDocument/2006/relationships" xmlns:w="http://schemas.openxmlformats.org/wordprocessingml/2006/main" xmlns:w14="http://schemas.microsoft.com/office/word/2010/wordml" xmlns:wp="http://schemas.openxmlformats.org/drawingml/2006/wordprocessingDrawing" xmlns:wp14="http://schemas.microsoft.com/office/word/2010/wordprocessingDrawing" mc:Ignorable="w14 w15 w16se w16cid w16 w16cex w16sdtdh w16sdtfl w16du wp14">
+<w:document xmlns:wpc="http://schemas.microsoft.com/office/word/2010/wordprocessingCanvas" xmlns:cx="http://schemas.microsoft.com/office/drawing/2014/chartex" xmlns:cx1="http://schemas.microsoft.com/office/drawing/2015/9/8/chartex" xmlns:cx2="http://schemas.microsoft.com/office/drawing/2015/10/21/chartex" xmlns:cx3="http://schemas.microsoft.com/office/drawing/2016/5/9/chartex" xmlns:cx4="http://schemas.microsoft.com/office/drawing/2016/5/10/chartex" xmlns:cx5="http://schemas.microsoft.com/office/drawing/2016/5/11/chartex" xmlns:cx6="http://schemas.microsoft.com/office/drawing/2016/5/12/chartex" xmlns:cx7="http://schemas.microsoft.com/office/drawing/2016/5/13/chartex" xmlns:cx8="http://schemas.microsoft.com/office/drawing/2016/5/14/chartex" xmlns:mc="http://schemas.openxmlformats.org/markup-compatibility/2006" xmlns:aink="http://schemas.microsoft.com/office/drawing/2016/ink" xmlns:am3d="http://schemas.microsoft.com/office/drawing/2017/model3d" xmlns:o="urn:schemas-microsoft-com:office:office" xmlns:oel="http://schemas.microsoft.com/office/2019/extlst" xmlns:r="http://schemas.openxmlformats.org/officeDocument/2006/relationships" xmlns:m="http://schemas.openxmlformats.org/officeDocument/2006/math" xmlns:v="urn:schemas-microsoft-com:vml" xmlns:wp14="http://schemas.microsoft.com/office/word/2010/wordprocessingDrawing" xmlns:wp="http://schemas.openxmlformats.org/drawingml/2006/wordprocessingDrawing" xmlns:w10="urn:schemas-microsoft-com:office:word" xmlns:w="http://schemas.openxmlformats.org/wordprocessingml/2006/main" xmlns:w14="http://schemas.microsoft.com/office/word/2010/wordml" xmlns:w15="http://schemas.microsoft.com/office/word/2012/wordml" xmlns:w16cei="http://schemas.microsoft.com/office/word/2026/wordml/cei" xmlns:w16cex="http://schemas.microsoft.com/office/word/2018/wordml/cex" xmlns:w16cid="http://schemas.microsoft.com/office/word/2016/wordml/cid" xmlns:w16="http://schemas.microsoft.com/office/word/2018/wordml" xmlns:w16du="http://schemas.microsoft.com/office/word/2023/wordml/word16du" xmlns:w16sdtdh="http://schemas.microsoft.com/office/word/2020/wordml/sdtdatahash" xmlns:w16sdtfl="http://schemas.microsoft.com/office/word/2024/wordml/sdtformatlock" xmlns:w16se="http://schemas.microsoft.com/office/word/2015/wordml/symex" xmlns:wpg="http://schemas.microsoft.com/office/word/2010/wordprocessingGroup" xmlns:wpi="http://schemas.microsoft.com/office/word/2010/wordprocessingInk" xmlns:wne="http://schemas.microsoft.com/office/word/2006/wordml" xmlns:wps="http://schemas.microsoft.com/office/word/2010/wordprocessingShape" mc:Ignorable="w14 w15 w16se w16cid w16 w16cex w16sdtdh w16sdtfl w16du wp14">
   <w:body>
     <w:p>
       <w:pPr>
@@ -547,11 +547,11 @@
             <wp:effectExtent l="0" t="0" r="0" b="0"/>
             <wp:docPr id="1" name="Picture 1" descr="Posterior view of the elbow and forearm with unlabeled leader lines for identifying the radial, median, and ulnar nerves."/>
             <wp:cNvGraphicFramePr>
-              <a:graphicFrameLocks noChangeAspect="1"/>
+              <a:graphicFrameLocks xmlns:a="http://schemas.openxmlformats.org/drawingml/2006/main" noChangeAspect="1"/>
             </wp:cNvGraphicFramePr>
-            <a:graphic>
+            <a:graphic xmlns:a="http://schemas.openxmlformats.org/drawingml/2006/main">
               <a:graphicData uri="http://schemas.openxmlformats.org/drawingml/2006/picture">
-                <pic:pic>
+                <pic:pic xmlns:pic="http://schemas.openxmlformats.org/drawingml/2006/picture">
                   <pic:nvPicPr>
                     <pic:cNvPr id="0" name="E9814_763094.png"/>
                     <pic:cNvPicPr/>
@@ -725,11 +725,11 @@
             <wp:effectExtent l="0" t="0" r="0" b="0"/>
             <wp:docPr id="2" name="Picture 2" descr="Side-by-side medial and lateral views of the elbow with unlabeled leader lines for identifying bony landmarks and major ligaments."/>
             <wp:cNvGraphicFramePr>
-              <a:graphicFrameLocks noChangeAspect="1"/>
+              <a:graphicFrameLocks xmlns:a="http://schemas.openxmlformats.org/drawingml/2006/main" noChangeAspect="1"/>
             </wp:cNvGraphicFramePr>
-            <a:graphic>
+            <a:graphic xmlns:a="http://schemas.openxmlformats.org/drawingml/2006/main">
               <a:graphicData uri="http://schemas.openxmlformats.org/drawingml/2006/picture">
-                <pic:pic>
+                <pic:pic xmlns:pic="http://schemas.openxmlformats.org/drawingml/2006/picture">
                   <pic:nvPicPr>
                     <pic:cNvPr id="0" name="E9814_763095.png"/>
                     <pic:cNvPicPr/>
